--- a/docs/KSL-LLM-IoT_Report.docx
+++ b/docs/KSL-LLM-IoT_Report.docx
@@ -89,7 +89,7 @@
         <w:spacing w:after="120"/>
       </w:pPr>
       <w:r>
-        <w:t xml:space="preserve">KSL-LLM-IoT is a real-time Korean Sign Language (KSL) translator that runs on a Raspberry Pi 4B edge device. A camera captures two-hand signing; MediaPipe extracts 3D hand landmarks; a TensorFlow-Lite LSTM classifies 30 KSL words; and a large language model (Gemini 2.5 Flash) composes the recognized word sequence into a natural Korean sentence, delivered through a speaker (TTS) and an I2C LCD. Physical buttons provide an accessible, latency-free control interface. On a held-out set of two unseen signers the deployed TFLite model reaches 0.94 word-classification accuracy; on the physical device 27 of 30 words are recognized reliably. The main engineering contributions are (i) an empirically verified coordinate-system alignment between a public keypoint dataset and the runtime camera, (ii) a single-source feature representation that structurally eliminates train/serve skew, and (iii) a leakage-corrected, signer-level evaluation protocol.</w:t>
+        <w:t xml:space="preserve">KSL-LLM-IoT is a real-time Korean Sign Language (KSL) translator that runs on a Raspberry Pi 4B edge device. A camera captures two-hand signing; MediaPipe extracts 3D hand landmarks; a TensorFlow-Lite LSTM classifies 30 KSL words; and a large language model (Gemini 2.5 Flash) composes the recognized word sequence into a natural Korean sentence, delivered through a speaker (TTS) and an I2C LCD. Physical buttons provide an accessible, latency-free control interface. On a held-out set of two unseen signers the deployed TFLite model reaches 0.72 word-classification accuracy; on the physical device 27 of 30 words are recognized reliably. The main engineering contributions are (i) an empirically verified coordinate-system alignment between a public keypoint dataset and the runtime camera, (ii) a single-source feature representation that structurally eliminates train/serve skew, and (iii) a leakage-corrected, signer-level evaluation protocol.</w:t>
       </w:r>
     </w:p>
     <w:p>
@@ -143,7 +143,7 @@
           <w:i/>
           <w:iCs/>
         </w:rPr>
-        <w:t xml:space="preserve">Camera → MediaPipe (2 hands) → 131-dim feature → LSTM (TFLite) → word buffer → [complete button | 완료 sign | 3 s silence] → Gemini 2.5 Flash → TTS (Korean) + LCD (English).</w:t>
+        <w:t xml:space="preserve">Camera → MediaPipe (2 hands) → 131-dim feature → LSTM (TFLite) → word buffer → [complete button | 완료 sign] → Gemini 2.5 Flash → TTS (Korean) + LCD (English).</w:t>
       </w:r>
     </w:p>
     <w:p>
@@ -158,7 +158,7 @@
         <w:t xml:space="preserve">IoT characteristics. </w:t>
       </w:r>
       <w:r>
-        <w:t xml:space="preserve">Sensors/actuators (camera, GPIO buttons, buzzer) → on-device inference → outputs (LCD, speaker); plus a cloud-train → edge-deploy lifecycle.</w:t>
+        <w:t xml:space="preserve">Sensors/actuators (camera, GPIO buttons, buzzer, status LED) → on-device inference → outputs (LCD, speaker); plus a cloud-train → edge-deploy lifecycle.</w:t>
       </w:r>
     </w:p>
     <w:p>
@@ -200,7 +200,7 @@
         <w:spacing w:after="60"/>
       </w:pPr>
       <w:r>
-        <w:t xml:space="preserve">User-selectable sentence persona (polite / friendly / brief).</w:t>
+        <w:t xml:space="preserve">User-selectable sentence persona (polite / friendly).</w:t>
       </w:r>
     </w:p>
     <w:p>
@@ -213,7 +213,7 @@
         <w:spacing w:after="60"/>
       </w:pPr>
       <w:r>
-        <w:t xml:space="preserve">Accessibility-first control: physical buttons + non-visual beep feedback for deaf / hard-of-hearing users.</w:t>
+        <w:t xml:space="preserve">Accessibility-first control: physical buttons + synchronized buzzer/LED feedback — the LED gives visual confirmation for deaf / hard-of-hearing users.</w:t>
       </w:r>
     </w:p>
     <w:p>
@@ -806,7 +806,7 @@
                 <w:sz w:val="20"/>
                 <w:szCs w:val="20"/>
               </w:rPr>
-              <w:t xml:space="preserve">Push buttons ×4 (complete + persona×3)</w:t>
+              <w:t xml:space="preserve">Status LED (mirrors buzzer, via resistor)</w:t>
             </w:r>
           </w:p>
         </w:tc>
@@ -834,7 +834,7 @@
                 <w:sz w:val="20"/>
                 <w:szCs w:val="20"/>
               </w:rPr>
-              <w:t xml:space="preserve">GPIO in (pull-up)</w:t>
+              <w:t xml:space="preserve">GPIO out</w:t>
             </w:r>
           </w:p>
         </w:tc>
@@ -862,7 +862,7 @@
                 <w:sz w:val="20"/>
                 <w:szCs w:val="20"/>
               </w:rPr>
-              <w:t xml:space="preserve">GPIO5/6/13/19 ↔ GND</w:t>
+              <w:t xml:space="preserve">GPIO22</w:t>
             </w:r>
           </w:p>
         </w:tc>
@@ -892,6 +892,92 @@
                 <w:sz w:val="20"/>
                 <w:szCs w:val="20"/>
               </w:rPr>
+              <w:t xml:space="preserve">Push buttons ×4 (complete + undo + persona×2)</w:t>
+            </w:r>
+          </w:p>
+        </w:tc>
+        <w:tc>
+          <w:tcPr>
+            <w:tcW w:type="dxa" w:w="2360"/>
+            <w:tcBorders>
+              <w:top w:val="single" w:color="BBBBBB" w:sz="1"/>
+              <w:left w:val="single" w:color="BBBBBB" w:sz="1"/>
+              <w:bottom w:val="single" w:color="BBBBBB" w:sz="1"/>
+              <w:right w:val="single" w:color="BBBBBB" w:sz="1"/>
+            </w:tcBorders>
+            <w:tcMar>
+              <w:top w:type="dxa" w:w="80"/>
+              <w:left w:type="dxa" w:w="120"/>
+              <w:bottom w:type="dxa" w:w="80"/>
+              <w:right w:type="dxa" w:w="120"/>
+            </w:tcMar>
+          </w:tcPr>
+          <w:p>
+            <w:r>
+              <w:rPr>
+                <w:b w:val="false"/>
+                <w:bCs w:val="false"/>
+                <w:sz w:val="20"/>
+                <w:szCs w:val="20"/>
+              </w:rPr>
+              <w:t xml:space="preserve">GPIO in (pull-up)</w:t>
+            </w:r>
+          </w:p>
+        </w:tc>
+        <w:tc>
+          <w:tcPr>
+            <w:tcW w:type="dxa" w:w="2000"/>
+            <w:tcBorders>
+              <w:top w:val="single" w:color="BBBBBB" w:sz="1"/>
+              <w:left w:val="single" w:color="BBBBBB" w:sz="1"/>
+              <w:bottom w:val="single" w:color="BBBBBB" w:sz="1"/>
+              <w:right w:val="single" w:color="BBBBBB" w:sz="1"/>
+            </w:tcBorders>
+            <w:tcMar>
+              <w:top w:type="dxa" w:w="80"/>
+              <w:left w:type="dxa" w:w="120"/>
+              <w:bottom w:type="dxa" w:w="80"/>
+              <w:right w:type="dxa" w:w="120"/>
+            </w:tcMar>
+          </w:tcPr>
+          <w:p>
+            <w:r>
+              <w:rPr>
+                <w:b w:val="false"/>
+                <w:bCs w:val="false"/>
+                <w:sz w:val="20"/>
+                <w:szCs w:val="20"/>
+              </w:rPr>
+              <w:t xml:space="preserve">GPIO5/6/13/19 ↔ GND</w:t>
+            </w:r>
+          </w:p>
+        </w:tc>
+      </w:tr>
+      <w:tr>
+        <w:tc>
+          <w:tcPr>
+            <w:tcW w:type="dxa" w:w="5000"/>
+            <w:tcBorders>
+              <w:top w:val="single" w:color="BBBBBB" w:sz="1"/>
+              <w:left w:val="single" w:color="BBBBBB" w:sz="1"/>
+              <w:bottom w:val="single" w:color="BBBBBB" w:sz="1"/>
+              <w:right w:val="single" w:color="BBBBBB" w:sz="1"/>
+            </w:tcBorders>
+            <w:tcMar>
+              <w:top w:type="dxa" w:w="80"/>
+              <w:left w:type="dxa" w:w="120"/>
+              <w:bottom w:type="dxa" w:w="80"/>
+              <w:right w:type="dxa" w:w="120"/>
+            </w:tcMar>
+          </w:tcPr>
+          <w:p>
+            <w:r>
+              <w:rPr>
+                <w:b w:val="false"/>
+                <w:bCs w:val="false"/>
+                <w:sz w:val="20"/>
+                <w:szCs w:val="20"/>
+              </w:rPr>
               <w:t xml:space="preserve">Speaker</w:t>
             </w:r>
           </w:p>
@@ -959,7 +1045,7 @@
         <w:spacing w:after="120" w:before="120"/>
       </w:pPr>
       <w:r>
-        <w:t xml:space="preserve">Buttons use internal pull-ups switching to GND (~66 µA, no external resistor). The buzzer beeps 1/2/3 times to confirm the selected persona without looking at a screen.</w:t>
+        <w:t xml:space="preserve">Buttons use internal pull-ups switching to GND (~66 µA, no external resistor): complete (GPIO5), undo (GPIO6), and two persona buttons (polite GPIO13, friendly GPIO19). The buzzer beeps 1/2 times to confirm the selected persona, and a status LED (GPIO22) blinks in sync with every beep so deaf/HoH users receive the same cue visually. Sentence completion is signalled by a single long beep+LED (distinct from the short per-word cue). The undo button is context-sensitive: while words are being entered it removes the last buffered word (short triple beep); after a sentence is produced it re-generates only the current persona's sentence (long beep) to recover from a wrong reading. Because one completion call generates both personas at once and caches them, switching persona or re-pressing complete replays the cached sentence with zero extra API calls.</w:t>
       </w:r>
     </w:p>
     <w:p>
@@ -1757,7 +1843,7 @@
                 <w:sz w:val="20"/>
                 <w:szCs w:val="20"/>
               </w:rPr>
-              <w:t xml:space="preserve">TFLite accuracy 0.94</w:t>
+              <w:t xml:space="preserve">TFLite accuracy 0.72 (0.7168)</w:t>
             </w:r>
           </w:p>
         </w:tc>
@@ -1815,7 +1901,7 @@
                 <w:sz w:val="20"/>
                 <w:szCs w:val="20"/>
               </w:rPr>
-              <w:t xml:space="preserve">27/30 words reliable</w:t>
+              <w:t xml:space="preserve">27/30 words reliable, confidence 0.3–0.9</w:t>
             </w:r>
           </w:p>
         </w:tc>
@@ -2058,7 +2144,7 @@
         <w:pStyle w:val="Heading2"/>
       </w:pPr>
       <w:r>
-        <w:t xml:space="preserve">4.2 On the Keras-vs-TFLite Gap (Evaluation Integrity)</w:t>
+        <w:t xml:space="preserve">4.2 Evaluation Integrity: a Corrected TFLite State-Carryover Artifact</w:t>
       </w:r>
     </w:p>
     <w:p>
@@ -2066,7 +2152,7 @@
         <w:spacing w:after="120"/>
       </w:pPr>
       <w:r>
-        <w:t xml:space="preserve">The Keras checkpoint scores 0.71 when run as a Keras model, while the deployed TFLite scores 0.94 on the same 2,595 held-out inputs. We measured this directly: Keras = 0.7129 on both CPU and GPU (so it is not a device/cuDNN artifact); the two models disagree on 775/2,595 (29.9%) of samples, and on those disagreements TFLite is correct 650 times vs Keras 59. The Raspberry Pi runs exactly the TFLite file, so we report 0.94 as the deployed model's held-out accuracy, while disclosing that (a) it is measured on two held-out signers, and (b) live performance is 27/30 due to the runtime domain gap.</w:t>
+        <w:t xml:space="preserve">An earlier evaluation reported 0.94, while the Keras checkpoint scored 0.7129 on the same 2,595 held-out inputs. We traced the gap to a bug in the evaluation harness, not the model: the TFLite interpreter was reused across samples and its fused UnidirectionalSequenceLSTM cell/hidden state was not reset between invoke() calls. Because the held-out set is stored in contiguous per-label blocks, each sample inherited residual state from a same-label neighbor, inflating accuracy to 0.94. Resetting state on every inference (reset_all_variables()) makes TFLite reproduce the Keras number exactly (0.7168, bit-for-bit); shuffling the same leaked evaluation collapses it to 0.45, confirming the artifact. We fixed both the evaluation script (model/evaluate.py) and the on-device inference path (src/classifier.py) to reset state per window, and report 0.72 (0.7168) as the deployed model's held-out accuracy on two unseen signers. (The confusion matrix produced by the buggy run is invalid and is being regenerated with the corrected harness.)</w:t>
       </w:r>
     </w:p>
     <w:p>
@@ -2129,7 +2215,7 @@
         <w:spacing w:after="60"/>
       </w:pPr>
       <w:r>
-        <w:t xml:space="preserve">A leakage-corrected, signer-level evaluation that documents the honest accuracy trajectory (1.0000 leaked → 0.36 single-signer → 0.71/0.94 with 16 signers).</w:t>
+        <w:t xml:space="preserve">A leakage-corrected, signer-level evaluation that documents the honest accuracy trajectory (1.0000 leaked → 0.36 single-signer → 0.72 with 16 signers).</w:t>
       </w:r>
     </w:p>
     <w:p>
@@ -2142,7 +2228,7 @@
         <w:spacing w:after="60"/>
       </w:pPr>
       <w:r>
-        <w:t xml:space="preserve">Accessibility-first interface: deterministic physical buttons with non-visual beep feedback.</w:t>
+        <w:t xml:space="preserve">Accessibility-first interface: deterministic physical buttons replace recognition-latency triggers; feedback is both audible (buzzer) and visual (a buzzer-synchronized LED) for deaf/HoH users, with a distinct long cue for sentence completion and a replay-last-sentence action.</w:t>
       </w:r>
     </w:p>
     <w:p>
